--- a/How To Dual Boot on your MOE Restricted PLD.docx
+++ b/How To Dual Boot on your MOE Restricted PLD.docx
@@ -80,13 +80,7 @@
         <w:rPr>
           <w:lang w:val="en-US"/>
         </w:rPr>
-        <w:t>Firstly</w:t>
-      </w:r>
-      <w:r>
-        <w:rPr>
-          <w:lang w:val="en-US"/>
-        </w:rPr>
-        <w:t>,</w:t>
+        <w:t>Firstly, what is dual</w:t>
       </w:r>
       <w:r>
         <w:rPr>
@@ -98,7 +92,43 @@
         <w:rPr>
           <w:lang w:val="en-US"/>
         </w:rPr>
-        <w:t xml:space="preserve">what is dual-booting? Dual-booting is having 2 Windows Operating System on one Hard Drive. So, in our case we will have one restricted Windows, and one unrestricted Windows. Why can’t I just have unrestricted Windows? This is due to the fact that MOE can see when you are active. If they find you being inactive for a long period of time, they will get suspicious and report to the school. Then you are finished. Enough details, let me show you how you can do it. </w:t>
+        <w:t>booting? Dual</w:t>
+      </w:r>
+      <w:r>
+        <w:rPr>
+          <w:lang w:val="en-US"/>
+        </w:rPr>
+        <w:t xml:space="preserve"> </w:t>
+      </w:r>
+      <w:r>
+        <w:rPr>
+          <w:lang w:val="en-US"/>
+        </w:rPr>
+        <w:t xml:space="preserve">booting is having 2 Windows Operating System on one Hard Drive. So, in our case we will have one restricted Windows, and one unrestricted Windows. Why can’t I just have unrestricted Windows? This is </w:t>
+      </w:r>
+      <w:r>
+        <w:rPr>
+          <w:lang w:val="en-US"/>
+        </w:rPr>
+        <w:t>because</w:t>
+      </w:r>
+      <w:r>
+        <w:rPr>
+          <w:lang w:val="en-US"/>
+        </w:rPr>
+        <w:t xml:space="preserve"> MOE can see when you are active. If they find </w:t>
+      </w:r>
+      <w:r>
+        <w:rPr>
+          <w:lang w:val="en-US"/>
+        </w:rPr>
+        <w:t>you</w:t>
+      </w:r>
+      <w:r>
+        <w:rPr>
+          <w:lang w:val="en-US"/>
+        </w:rPr>
+        <w:t xml:space="preserve"> inactive for a long period of time, they will get suspicious and report to the school. Then you are finished. Enough details, let me show you how you can do it. </w:t>
       </w:r>
     </w:p>
     <w:p>
@@ -309,51 +339,157 @@
       </w:pPr>
     </w:p>
     <w:p>
-      <w:pPr>
-        <w:rPr>
-          <w:lang w:val="en-US"/>
-        </w:rPr>
-      </w:pPr>
       <w:hyperlink r:id="rId5" w:history="1">
         <w:r>
           <w:rPr>
             <w:rStyle w:val="Hyperlink"/>
             <w:lang w:val="en-US"/>
           </w:rPr>
-          <w:t>https://drive.google.com/drive/fol</w:t>
+          <w:t>https://drive.google.com/drive/folders/1E9UX6T6z2kYlhPpbEVhP1luL4X-G365o?usp=sharing</w:t>
         </w:r>
+      </w:hyperlink>
+    </w:p>
+    <w:p/>
+    <w:p>
+      <w:pPr>
+        <w:pStyle w:val="Subtitle"/>
+        <w:rPr>
+          <w:lang w:val="en-US"/>
+        </w:rPr>
+      </w:pPr>
+      <w:r>
+        <w:rPr>
+          <w:lang w:val="en-US"/>
+        </w:rPr>
+        <w:t>Now depending on your brand of laptop click on one of the links that match your brand:</w:t>
+      </w:r>
+    </w:p>
+    <w:p>
+      <w:pPr>
+        <w:rPr>
+          <w:lang w:val="en-US"/>
+        </w:rPr>
+      </w:pPr>
+    </w:p>
+    <w:p>
+      <w:pPr>
+        <w:pStyle w:val="Subtitle"/>
+        <w:rPr>
+          <w:lang w:val="en-US"/>
+        </w:rPr>
+      </w:pPr>
+      <w:r>
+        <w:rPr>
+          <w:lang w:val="en-US"/>
+        </w:rPr>
+        <w:t xml:space="preserve">Acer: </w:t>
+      </w:r>
+      <w:hyperlink r:id="rId6" w:history="1">
         <w:r>
           <w:rPr>
             <w:rStyle w:val="Hyperlink"/>
             <w:lang w:val="en-US"/>
           </w:rPr>
-          <w:t>d</w:t>
+          <w:t>https://www.acer.com/sg-en/support/drivers-and-manuals</w:t>
         </w:r>
+      </w:hyperlink>
+    </w:p>
+    <w:p>
+      <w:pPr>
+        <w:pStyle w:val="Subtitle"/>
+        <w:rPr>
+          <w:lang w:val="en-US"/>
+        </w:rPr>
+      </w:pPr>
+      <w:r>
+        <w:rPr>
+          <w:lang w:val="en-US"/>
+        </w:rPr>
+        <w:t xml:space="preserve">Lenovo: </w:t>
+      </w:r>
+      <w:hyperlink r:id="rId7" w:history="1">
         <w:r>
           <w:rPr>
             <w:rStyle w:val="Hyperlink"/>
             <w:lang w:val="en-US"/>
           </w:rPr>
-          <w:t>ers/1E9UX6T6z2kYlhPpbEVhP1luL4X-G3</w:t>
+          <w:t>https://pcsupport.lenovo.com/us/en/products/desktops-and-all-in-ones/lenovo-c-series-all-in-ones/lenovo-c560-all-in-one/downloads</w:t>
         </w:r>
+      </w:hyperlink>
+    </w:p>
+    <w:p>
+      <w:pPr>
+        <w:pStyle w:val="Subtitle"/>
+        <w:rPr>
+          <w:lang w:val="en-US"/>
+        </w:rPr>
+      </w:pPr>
+      <w:r>
+        <w:rPr>
+          <w:lang w:val="en-US"/>
+        </w:rPr>
+        <w:t xml:space="preserve">HP: </w:t>
+      </w:r>
+      <w:hyperlink r:id="rId8" w:history="1">
         <w:r>
           <w:rPr>
             <w:rStyle w:val="Hyperlink"/>
             <w:lang w:val="en-US"/>
           </w:rPr>
-          <w:t>6</w:t>
-        </w:r>
-        <w:r>
-          <w:rPr>
-            <w:rStyle w:val="Hyperlink"/>
-            <w:lang w:val="en-US"/>
-          </w:rPr>
-          <w:t>5o?usp=sharing</w:t>
+          <w:t>https://support.hp.com/sg-en/drivers/laptops</w:t>
         </w:r>
       </w:hyperlink>
     </w:p>
     <w:p>
       <w:pPr>
+        <w:pStyle w:val="Subtitle"/>
+        <w:rPr>
+          <w:lang w:val="en-US"/>
+        </w:rPr>
+      </w:pPr>
+      <w:r>
+        <w:rPr>
+          <w:lang w:val="en-US"/>
+        </w:rPr>
+        <w:t>The serial number is on the back of your PLD. It’s the one that says S/N: **********************</w:t>
+      </w:r>
+    </w:p>
+    <w:p>
+      <w:pPr>
+        <w:rPr>
+          <w:lang w:val="en-US"/>
+        </w:rPr>
+      </w:pPr>
+    </w:p>
+    <w:p>
+      <w:pPr>
+        <w:pStyle w:val="Subtitle"/>
+        <w:rPr>
+          <w:lang w:val="en-US"/>
+        </w:rPr>
+      </w:pPr>
+      <w:r>
+        <w:rPr>
+          <w:lang w:val="en-US"/>
+        </w:rPr>
+        <w:t>Scroll down and install any version of WIRELESS LAN Drivers. Then, plugin your 2</w:t>
+      </w:r>
+      <w:r>
+        <w:rPr>
+          <w:vertAlign w:val="superscript"/>
+          <w:lang w:val="en-US"/>
+        </w:rPr>
+        <w:t>nd</w:t>
+      </w:r>
+      <w:r>
+        <w:rPr>
+          <w:lang w:val="en-US"/>
+        </w:rPr>
+        <w:t xml:space="preserve"> USB Drive and extract the driver to the USB. </w:t>
+      </w:r>
+    </w:p>
+    <w:p>
+      <w:pPr>
         <w:rPr>
           <w:lang w:val="en-US"/>
         </w:rPr>
@@ -412,6 +548,7 @@
         <w:rPr>
           <w:lang w:val="en-US"/>
         </w:rPr>
+        <w:lastRenderedPageBreak/>
         <w:t>Things may get a bit difficult to understand so stay with me.</w:t>
       </w:r>
     </w:p>
@@ -423,6 +560,7 @@
       </w:pPr>
       <w:r>
         <w:rPr>
+          <w:noProof/>
           <w:lang w:val="en-US"/>
         </w:rPr>
         <w:drawing>
@@ -457,7 +595,7 @@
                     <pic:cNvPicPr/>
                   </pic:nvPicPr>
                   <pic:blipFill>
-                    <a:blip r:embed="rId6">
+                    <a:blip r:embed="rId9">
                       <a:extLst>
                         <a:ext uri="{28A0092B-C50C-407E-A947-70E740481C1C}">
                           <a14:useLocalDpi xmlns:a14="http://schemas.microsoft.com/office/drawing/2010/main" val="0"/>
@@ -584,29 +722,21 @@
         <w:rPr>
           <w:lang w:val="en-US"/>
         </w:rPr>
+        <w:t xml:space="preserve">Make sure you are this page. Now under device make sure that your USB Drive is selected. Make sure that boot selection is Disk or ISO </w:t>
+      </w:r>
+      <w:r>
+        <w:rPr>
+          <w:lang w:val="en-US"/>
+        </w:rPr>
         <w:lastRenderedPageBreak/>
-        <w:t xml:space="preserve">Make sure you are this page. Now under device make sure that your USB Drive is selected. Make sure that boot selection is Disk or ISO Image. Press the SELECT button and select your </w:t>
-      </w:r>
-      <w:proofErr w:type="spellStart"/>
-      <w:r>
-        <w:rPr>
-          <w:lang w:val="en-US"/>
-        </w:rPr>
-        <w:t>Windows.iso</w:t>
-      </w:r>
-      <w:proofErr w:type="spellEnd"/>
-      <w:r>
-        <w:rPr>
-          <w:lang w:val="en-US"/>
-        </w:rPr>
-        <w:t xml:space="preserve"> file that </w:t>
+        <w:t xml:space="preserve">Image. Press the SELECT button and select your Windows.iso file that </w:t>
       </w:r>
       <w:r>
         <w:rPr>
           <w:noProof/>
         </w:rPr>
         <w:drawing>
-          <wp:anchor distT="0" distB="0" distL="114300" distR="114300" simplePos="0" relativeHeight="251659264" behindDoc="1" locked="0" layoutInCell="1" allowOverlap="1" wp14:anchorId="780365F8" wp14:editId="4FD31519">
+          <wp:anchor distT="0" distB="0" distL="114300" distR="114300" simplePos="0" relativeHeight="251659264" behindDoc="1" locked="0" layoutInCell="1" allowOverlap="1" wp14:anchorId="780365F8" wp14:editId="14A12956">
             <wp:simplePos x="0" y="0"/>
             <wp:positionH relativeFrom="margin">
               <wp:align>right</wp:align>
@@ -639,7 +769,7 @@
                     </pic:cNvPicPr>
                   </pic:nvPicPr>
                   <pic:blipFill>
-                    <a:blip r:embed="rId7" cstate="print">
+                    <a:blip r:embed="rId10" cstate="print">
                       <a:extLst>
                         <a:ext uri="{28A0092B-C50C-407E-A947-70E740481C1C}">
                           <a14:useLocalDpi xmlns:a14="http://schemas.microsoft.com/office/drawing/2010/main" val="0"/>
@@ -758,26 +888,20 @@
         <w:rPr>
           <w:lang w:val="en-US"/>
         </w:rPr>
-        <w:t xml:space="preserve">Once your RUFUS is finished installing the file onto your drive, get your PLD. Turn it on and sign into your account. Now press restart </w:t>
-      </w:r>
-      <w:r>
-        <w:rPr>
-          <w:lang w:val="en-US"/>
+        <w:t xml:space="preserve">Once your RUFUS is finished installing the file onto your drive, get your PLD. Turn it on and sign into your account. Now press restart while holding the shift button. While your PLD is restarting plugin your USB drive that you installed Windows on. </w:t>
+      </w:r>
+    </w:p>
+    <w:p>
+      <w:pPr>
+        <w:rPr>
+          <w:lang w:val="en-US"/>
+        </w:rPr>
+      </w:pPr>
+      <w:r>
+        <w:rPr>
+          <w:noProof/>
         </w:rPr>
         <w:lastRenderedPageBreak/>
-        <w:t xml:space="preserve">while holding the shift button. While your PLD is restarting plugin your USB drive that you installed Windows on. </w:t>
-      </w:r>
-    </w:p>
-    <w:p>
-      <w:pPr>
-        <w:rPr>
-          <w:lang w:val="en-US"/>
-        </w:rPr>
-      </w:pPr>
-      <w:r>
-        <w:rPr>
-          <w:noProof/>
-        </w:rPr>
         <w:drawing>
           <wp:inline distT="0" distB="0" distL="0" distR="0" wp14:anchorId="08D0C4FC" wp14:editId="282C784C">
             <wp:extent cx="5617845" cy="3526155"/>
@@ -796,7 +920,7 @@
                     </pic:cNvPicPr>
                   </pic:nvPicPr>
                   <pic:blipFill>
-                    <a:blip r:embed="rId8">
+                    <a:blip r:embed="rId11">
                       <a:extLst>
                         <a:ext uri="{28A0092B-C50C-407E-A947-70E740481C1C}">
                           <a14:useLocalDpi xmlns:a14="http://schemas.microsoft.com/office/drawing/2010/main" val="0"/>
@@ -894,7 +1018,7 @@
                     </pic:cNvPicPr>
                   </pic:nvPicPr>
                   <pic:blipFill>
-                    <a:blip r:embed="rId9">
+                    <a:blip r:embed="rId12">
                       <a:extLst>
                         <a:ext uri="{28A0092B-C50C-407E-A947-70E740481C1C}">
                           <a14:useLocalDpi xmlns:a14="http://schemas.microsoft.com/office/drawing/2010/main" val="0"/>
@@ -965,7 +1089,22 @@
         <w:rPr>
           <w:lang w:val="en-US"/>
         </w:rPr>
-        <w:t xml:space="preserve">Now your PLD will restart and enter the BIOS. </w:t>
+        <w:lastRenderedPageBreak/>
+        <w:t xml:space="preserve">Now your PLD will restart and enter </w:t>
+      </w:r>
+      <w:proofErr w:type="gramStart"/>
+      <w:r>
+        <w:rPr>
+          <w:lang w:val="en-US"/>
+        </w:rPr>
+        <w:t>the BIOS</w:t>
+      </w:r>
+      <w:proofErr w:type="gramEnd"/>
+      <w:r>
+        <w:rPr>
+          <w:lang w:val="en-US"/>
+        </w:rPr>
+        <w:t xml:space="preserve">. </w:t>
       </w:r>
     </w:p>
     <w:p>
@@ -1003,7 +1142,7 @@
                     </pic:cNvPicPr>
                   </pic:nvPicPr>
                   <pic:blipFill>
-                    <a:blip r:embed="rId10">
+                    <a:blip r:embed="rId13">
                       <a:extLst>
                         <a:ext uri="{28A0092B-C50C-407E-A947-70E740481C1C}">
                           <a14:useLocalDpi xmlns:a14="http://schemas.microsoft.com/office/drawing/2010/main" val="0"/>
@@ -1095,7 +1234,6 @@
           <w:noProof/>
           <w:lang w:val="en-US"/>
         </w:rPr>
-        <w:lastRenderedPageBreak/>
         <w:drawing>
           <wp:anchor distT="0" distB="0" distL="114300" distR="114300" simplePos="0" relativeHeight="251661312" behindDoc="1" locked="0" layoutInCell="1" allowOverlap="1" wp14:anchorId="162C1A1F" wp14:editId="63EE80E1">
             <wp:simplePos x="0" y="0"/>
@@ -1130,7 +1268,7 @@
                     </pic:cNvPicPr>
                   </pic:nvPicPr>
                   <pic:blipFill>
-                    <a:blip r:embed="rId11" cstate="print">
+                    <a:blip r:embed="rId14" cstate="print">
                       <a:extLst>
                         <a:ext uri="{28A0092B-C50C-407E-A947-70E740481C1C}">
                           <a14:useLocalDpi xmlns:a14="http://schemas.microsoft.com/office/drawing/2010/main" val="0"/>
@@ -1229,6 +1367,7 @@
         <w:rPr>
           <w:lang w:val="en-US"/>
         </w:rPr>
+        <w:lastRenderedPageBreak/>
         <w:t xml:space="preserve">USB something </w:t>
       </w:r>
       <w:proofErr w:type="spellStart"/>
@@ -1303,6 +1442,7 @@
       </w:pPr>
       <w:r>
         <w:rPr>
+          <w:noProof/>
           <w:lang w:val="en-US"/>
         </w:rPr>
         <w:drawing>
@@ -1337,7 +1477,7 @@
                     <pic:cNvPicPr/>
                   </pic:nvPicPr>
                   <pic:blipFill>
-                    <a:blip r:embed="rId12">
+                    <a:blip r:embed="rId15">
                       <a:extLst>
                         <a:ext uri="{28A0092B-C50C-407E-A947-70E740481C1C}">
                           <a14:useLocalDpi xmlns:a14="http://schemas.microsoft.com/office/drawing/2010/main" val="0"/>
@@ -1435,29 +1575,7 @@
           <w:bCs/>
           <w:lang w:val="en-US"/>
         </w:rPr>
-        <w:lastRenderedPageBreak/>
-        <w:t>You will only be able to use a USB mouse or USB Keyboard. So get them and connect them.</w:t>
-      </w:r>
-    </w:p>
-    <w:p>
-      <w:pPr>
-        <w:rPr>
-          <w:lang w:val="en-US"/>
-        </w:rPr>
-      </w:pPr>
-    </w:p>
-    <w:p>
-      <w:pPr>
-        <w:pStyle w:val="Subtitle"/>
-        <w:rPr>
-          <w:lang w:val="en-US"/>
-        </w:rPr>
-      </w:pPr>
-      <w:r>
-        <w:rPr>
-          <w:lang w:val="en-US"/>
-        </w:rPr>
-        <w:t xml:space="preserve">Press Next. Now you will see select setup option. Make sure that </w:t>
+        <w:t>You will only be able to use a USB mouse or USB Keyboard</w:t>
       </w:r>
       <w:r>
         <w:rPr>
@@ -1465,6 +1583,59 @@
           <w:bCs/>
           <w:lang w:val="en-US"/>
         </w:rPr>
+        <w:t xml:space="preserve"> (if you have)</w:t>
+      </w:r>
+      <w:r>
+        <w:rPr>
+          <w:b/>
+          <w:bCs/>
+          <w:lang w:val="en-US"/>
+        </w:rPr>
+        <w:t xml:space="preserve">. </w:t>
+      </w:r>
+      <w:r>
+        <w:rPr>
+          <w:b/>
+          <w:bCs/>
+          <w:lang w:val="en-US"/>
+        </w:rPr>
+        <w:t>Now,</w:t>
+      </w:r>
+      <w:r>
+        <w:rPr>
+          <w:b/>
+          <w:bCs/>
+          <w:lang w:val="en-US"/>
+        </w:rPr>
+        <w:t xml:space="preserve"> get them and connect them.</w:t>
+      </w:r>
+    </w:p>
+    <w:p>
+      <w:pPr>
+        <w:rPr>
+          <w:lang w:val="en-US"/>
+        </w:rPr>
+      </w:pPr>
+    </w:p>
+    <w:p>
+      <w:pPr>
+        <w:pStyle w:val="Subtitle"/>
+        <w:rPr>
+          <w:lang w:val="en-US"/>
+        </w:rPr>
+      </w:pPr>
+      <w:r>
+        <w:rPr>
+          <w:lang w:val="en-US"/>
+        </w:rPr>
+        <w:t xml:space="preserve">Press Next. Now you will see select setup option. Make sure that </w:t>
+      </w:r>
+      <w:r>
+        <w:rPr>
+          <w:b/>
+          <w:bCs/>
+          <w:lang w:val="en-US"/>
+        </w:rPr>
         <w:t>Install Windows</w:t>
       </w:r>
       <w:r>
@@ -1528,51 +1699,978 @@
         <w:rPr>
           <w:lang w:val="en-US"/>
         </w:rPr>
-        <w:t xml:space="preserve">Click on the partition that says Primary under type and double-check that you are deleting the right one and press the delete button either on your USB Keyboard or the delete partition option at the top of the page. </w:t>
-      </w:r>
-    </w:p>
-    <w:p>
-      <w:pPr>
-        <w:rPr>
-          <w:lang w:val="en-US"/>
-        </w:rPr>
-      </w:pPr>
-    </w:p>
-    <w:p>
-      <w:pPr>
-        <w:pStyle w:val="Subtitle"/>
-        <w:rPr>
-          <w:lang w:val="en-US"/>
-        </w:rPr>
-      </w:pPr>
-      <w:r>
-        <w:rPr>
-          <w:lang w:val="en-US"/>
-        </w:rPr>
-        <w:t xml:space="preserve">After you have deleted the partition, it will show up as Unallocated Space. Select it and press next. </w:t>
-      </w:r>
-    </w:p>
-    <w:p>
-      <w:pPr>
-        <w:pStyle w:val="Subtitle"/>
-        <w:rPr>
-          <w:lang w:val="en-US"/>
-        </w:rPr>
-      </w:pPr>
-    </w:p>
-    <w:p>
-      <w:pPr>
-        <w:pStyle w:val="Subtitle"/>
-        <w:rPr>
-          <w:lang w:val="en-US"/>
-        </w:rPr>
-      </w:pPr>
+        <w:lastRenderedPageBreak/>
+        <w:t xml:space="preserve">Click on the partition that says Primary under type and double-check that you are deleting the right one and press the delete button either on your USB Keyboard or the </w:t>
+      </w:r>
+      <w:proofErr w:type="gramStart"/>
+      <w:r>
+        <w:rPr>
+          <w:lang w:val="en-US"/>
+        </w:rPr>
+        <w:t>delete</w:t>
+      </w:r>
+      <w:proofErr w:type="gramEnd"/>
+      <w:r>
+        <w:rPr>
+          <w:lang w:val="en-US"/>
+        </w:rPr>
+        <w:t xml:space="preserve"> partition option at the top of the page. </w:t>
+      </w:r>
+    </w:p>
+    <w:p>
+      <w:pPr>
+        <w:rPr>
+          <w:lang w:val="en-US"/>
+        </w:rPr>
+      </w:pPr>
+    </w:p>
+    <w:p>
+      <w:pPr>
+        <w:pStyle w:val="Subtitle"/>
+        <w:rPr>
+          <w:lang w:val="en-US"/>
+        </w:rPr>
+      </w:pPr>
+      <w:r>
+        <w:rPr>
+          <w:lang w:val="en-US"/>
+        </w:rPr>
+        <w:t xml:space="preserve">After you have deleted the partition, it will show up as Unallocated Space. Select it and </w:t>
+      </w:r>
+      <w:proofErr w:type="gramStart"/>
+      <w:r>
+        <w:rPr>
+          <w:lang w:val="en-US"/>
+        </w:rPr>
+        <w:t>press</w:t>
+      </w:r>
+      <w:proofErr w:type="gramEnd"/>
+      <w:r>
+        <w:rPr>
+          <w:lang w:val="en-US"/>
+        </w:rPr>
+        <w:t xml:space="preserve"> next. </w:t>
+      </w:r>
+    </w:p>
+    <w:p>
+      <w:pPr>
+        <w:rPr>
+          <w:lang w:val="en-US"/>
+        </w:rPr>
+      </w:pPr>
+    </w:p>
+    <w:p>
+      <w:pPr>
+        <w:pStyle w:val="Subtitle"/>
+        <w:rPr>
+          <w:lang w:val="en-US"/>
+        </w:rPr>
+      </w:pPr>
+      <w:r>
+        <w:rPr>
+          <w:lang w:val="en-US"/>
+        </w:rPr>
+        <w:t xml:space="preserve">Now you </w:t>
+      </w:r>
+      <w:proofErr w:type="gramStart"/>
+      <w:r>
+        <w:rPr>
+          <w:lang w:val="en-US"/>
+        </w:rPr>
+        <w:t>have to</w:t>
+      </w:r>
+      <w:proofErr w:type="gramEnd"/>
+      <w:r>
+        <w:rPr>
+          <w:lang w:val="en-US"/>
+        </w:rPr>
+        <w:t xml:space="preserve"> be patient, it will take a while to install. </w:t>
+      </w:r>
+    </w:p>
+    <w:p>
+      <w:pPr>
+        <w:rPr>
+          <w:lang w:val="en-US"/>
+        </w:rPr>
+      </w:pPr>
+    </w:p>
+    <w:p>
+      <w:pPr>
+        <w:pStyle w:val="Heading1"/>
+      </w:pPr>
+      <w:r>
+        <w:t xml:space="preserve">Step 5: </w:t>
+      </w:r>
+      <w:r>
+        <w:t>The First Success</w:t>
+      </w:r>
+    </w:p>
+    <w:p>
+      <w:pPr>
+        <w:pStyle w:val="Subtitle"/>
+        <w:rPr>
+          <w:lang w:val="en-US"/>
+        </w:rPr>
+      </w:pPr>
+    </w:p>
+    <w:p>
+      <w:pPr>
+        <w:pStyle w:val="Subtitle"/>
+        <w:rPr>
+          <w:lang w:val="en-US"/>
+        </w:rPr>
+      </w:pPr>
+      <w:r>
+        <w:rPr>
+          <w:noProof/>
+        </w:rPr>
+        <w:drawing>
+          <wp:anchor distT="0" distB="0" distL="114300" distR="114300" simplePos="0" relativeHeight="251663360" behindDoc="1" locked="0" layoutInCell="1" allowOverlap="1" wp14:anchorId="30C6F79D" wp14:editId="5BA37048">
+            <wp:simplePos x="0" y="0"/>
+            <wp:positionH relativeFrom="margin">
+              <wp:posOffset>1005840</wp:posOffset>
+            </wp:positionH>
+            <wp:positionV relativeFrom="page">
+              <wp:posOffset>4930140</wp:posOffset>
+            </wp:positionV>
+            <wp:extent cx="3228975" cy="2423160"/>
+            <wp:effectExtent l="0" t="0" r="9525" b="0"/>
+            <wp:wrapSquare wrapText="bothSides"/>
+            <wp:docPr id="1921621390" name="Picture 1" descr="Giving Windows 11 a Try? How to Set Up and Customize Your Installation"/>
+            <wp:cNvGraphicFramePr>
+              <a:graphicFrameLocks xmlns:a="http://schemas.openxmlformats.org/drawingml/2006/main" noChangeAspect="1"/>
+            </wp:cNvGraphicFramePr>
+            <a:graphic xmlns:a="http://schemas.openxmlformats.org/drawingml/2006/main">
+              <a:graphicData uri="http://schemas.openxmlformats.org/drawingml/2006/picture">
+                <pic:pic xmlns:pic="http://schemas.openxmlformats.org/drawingml/2006/picture">
+                  <pic:nvPicPr>
+                    <pic:cNvPr id="0" name="Picture 1" descr="Giving Windows 11 a Try? How to Set Up and Customize Your Installation"/>
+                    <pic:cNvPicPr>
+                      <a:picLocks noChangeAspect="1" noChangeArrowheads="1"/>
+                    </pic:cNvPicPr>
+                  </pic:nvPicPr>
+                  <pic:blipFill>
+                    <a:blip r:embed="rId16">
+                      <a:extLst>
+                        <a:ext uri="{28A0092B-C50C-407E-A947-70E740481C1C}">
+                          <a14:useLocalDpi xmlns:a14="http://schemas.microsoft.com/office/drawing/2010/main" val="0"/>
+                        </a:ext>
+                      </a:extLst>
+                    </a:blip>
+                    <a:srcRect/>
+                    <a:stretch>
+                      <a:fillRect/>
+                    </a:stretch>
+                  </pic:blipFill>
+                  <pic:spPr bwMode="auto">
+                    <a:xfrm>
+                      <a:off x="0" y="0"/>
+                      <a:ext cx="3228975" cy="2423160"/>
+                    </a:xfrm>
+                    <a:prstGeom prst="rect">
+                      <a:avLst/>
+                    </a:prstGeom>
+                    <a:noFill/>
+                    <a:ln>
+                      <a:noFill/>
+                    </a:ln>
+                  </pic:spPr>
+                </pic:pic>
+              </a:graphicData>
+            </a:graphic>
+            <wp14:sizeRelH relativeFrom="margin">
+              <wp14:pctWidth>0</wp14:pctWidth>
+            </wp14:sizeRelH>
+            <wp14:sizeRelV relativeFrom="margin">
+              <wp14:pctHeight>0</wp14:pctHeight>
+            </wp14:sizeRelV>
+          </wp:anchor>
+        </w:drawing>
+      </w:r>
+    </w:p>
+    <w:p>
+      <w:pPr>
+        <w:pStyle w:val="Subtitle"/>
+        <w:rPr>
+          <w:lang w:val="en-US"/>
+        </w:rPr>
+      </w:pPr>
+    </w:p>
+    <w:p>
+      <w:pPr>
+        <w:pStyle w:val="Subtitle"/>
+        <w:rPr>
+          <w:lang w:val="en-US"/>
+        </w:rPr>
+      </w:pPr>
+    </w:p>
+    <w:p>
+      <w:pPr>
+        <w:pStyle w:val="Subtitle"/>
+        <w:rPr>
+          <w:lang w:val="en-US"/>
+        </w:rPr>
+      </w:pPr>
+    </w:p>
+    <w:p>
+      <w:pPr>
+        <w:pStyle w:val="Subtitle"/>
+        <w:rPr>
+          <w:lang w:val="en-US"/>
+        </w:rPr>
+      </w:pPr>
+    </w:p>
+    <w:p>
+      <w:pPr>
+        <w:pStyle w:val="Subtitle"/>
+        <w:rPr>
+          <w:lang w:val="en-US"/>
+        </w:rPr>
+      </w:pPr>
+    </w:p>
+    <w:p>
+      <w:pPr>
+        <w:pStyle w:val="Subtitle"/>
+        <w:rPr>
+          <w:lang w:val="en-US"/>
+        </w:rPr>
+      </w:pPr>
+    </w:p>
+    <w:p>
+      <w:pPr>
+        <w:pStyle w:val="Subtitle"/>
+        <w:rPr>
+          <w:lang w:val="en-US"/>
+        </w:rPr>
+      </w:pPr>
+    </w:p>
+    <w:p>
+      <w:pPr>
+        <w:pStyle w:val="Subtitle"/>
+        <w:rPr>
+          <w:lang w:val="en-US"/>
+        </w:rPr>
+      </w:pPr>
+      <w:r>
+        <w:rPr>
+          <w:lang w:val="en-US"/>
+        </w:rPr>
+        <w:t>Now you will see this after you have successfully entered the Windows Setup Phase.</w:t>
+      </w:r>
+      <w:r>
+        <w:rPr>
+          <w:lang w:val="en-US"/>
+        </w:rPr>
+        <w:t xml:space="preserve"> You can remove the USB Drive that you used to install Windows.</w:t>
+      </w:r>
+      <w:r>
+        <w:rPr>
+          <w:lang w:val="en-US"/>
+        </w:rPr>
+        <w:t xml:space="preserve"> Just choose the country applicable to you and press yes. </w:t>
+      </w:r>
+    </w:p>
+    <w:p>
+      <w:pPr>
+        <w:rPr>
+          <w:lang w:val="en-US"/>
+        </w:rPr>
+      </w:pPr>
+    </w:p>
+    <w:p>
+      <w:pPr>
+        <w:rPr>
+          <w:lang w:val="en-US"/>
+        </w:rPr>
+      </w:pPr>
+    </w:p>
+    <w:p>
+      <w:pPr>
+        <w:rPr>
+          <w:lang w:val="en-US"/>
+        </w:rPr>
+      </w:pPr>
+      <w:r>
+        <w:rPr>
+          <w:noProof/>
+        </w:rPr>
+        <w:lastRenderedPageBreak/>
+        <w:drawing>
+          <wp:anchor distT="0" distB="0" distL="114300" distR="114300" simplePos="0" relativeHeight="251664384" behindDoc="1" locked="0" layoutInCell="1" allowOverlap="1" wp14:anchorId="0930F67F" wp14:editId="1A78FBE4">
+            <wp:simplePos x="0" y="0"/>
+            <wp:positionH relativeFrom="margin">
+              <wp:posOffset>1141730</wp:posOffset>
+            </wp:positionH>
+            <wp:positionV relativeFrom="page">
+              <wp:posOffset>121920</wp:posOffset>
+            </wp:positionV>
+            <wp:extent cx="3439795" cy="2590800"/>
+            <wp:effectExtent l="0" t="0" r="8255" b="0"/>
+            <wp:wrapTight wrapText="bothSides">
+              <wp:wrapPolygon edited="0">
+                <wp:start x="0" y="0"/>
+                <wp:lineTo x="0" y="21441"/>
+                <wp:lineTo x="21532" y="21441"/>
+                <wp:lineTo x="21532" y="0"/>
+                <wp:lineTo x="0" y="0"/>
+              </wp:wrapPolygon>
+            </wp:wrapTight>
+            <wp:docPr id="270667342" name="Picture 2" descr="How to set up windows without internet and keyboard - Microsoft Q&amp;A"/>
+            <wp:cNvGraphicFramePr>
+              <a:graphicFrameLocks xmlns:a="http://schemas.openxmlformats.org/drawingml/2006/main" noChangeAspect="1"/>
+            </wp:cNvGraphicFramePr>
+            <a:graphic xmlns:a="http://schemas.openxmlformats.org/drawingml/2006/main">
+              <a:graphicData uri="http://schemas.openxmlformats.org/drawingml/2006/picture">
+                <pic:pic xmlns:pic="http://schemas.openxmlformats.org/drawingml/2006/picture">
+                  <pic:nvPicPr>
+                    <pic:cNvPr id="0" name="Picture 3" descr="How to set up windows without internet and keyboard - Microsoft Q&amp;A"/>
+                    <pic:cNvPicPr>
+                      <a:picLocks noChangeAspect="1" noChangeArrowheads="1"/>
+                    </pic:cNvPicPr>
+                  </pic:nvPicPr>
+                  <pic:blipFill>
+                    <a:blip r:embed="rId17">
+                      <a:extLst>
+                        <a:ext uri="{28A0092B-C50C-407E-A947-70E740481C1C}">
+                          <a14:useLocalDpi xmlns:a14="http://schemas.microsoft.com/office/drawing/2010/main" val="0"/>
+                        </a:ext>
+                      </a:extLst>
+                    </a:blip>
+                    <a:srcRect/>
+                    <a:stretch>
+                      <a:fillRect/>
+                    </a:stretch>
+                  </pic:blipFill>
+                  <pic:spPr bwMode="auto">
+                    <a:xfrm>
+                      <a:off x="0" y="0"/>
+                      <a:ext cx="3439795" cy="2590800"/>
+                    </a:xfrm>
+                    <a:prstGeom prst="rect">
+                      <a:avLst/>
+                    </a:prstGeom>
+                    <a:noFill/>
+                    <a:ln>
+                      <a:noFill/>
+                    </a:ln>
+                  </pic:spPr>
+                </pic:pic>
+              </a:graphicData>
+            </a:graphic>
+          </wp:anchor>
+        </w:drawing>
+      </w:r>
+    </w:p>
+    <w:p>
+      <w:pPr>
+        <w:rPr>
+          <w:lang w:val="en-US"/>
+        </w:rPr>
+      </w:pPr>
+    </w:p>
+    <w:p>
+      <w:pPr>
+        <w:rPr>
+          <w:lang w:val="en-US"/>
+        </w:rPr>
+      </w:pPr>
+    </w:p>
+    <w:p>
+      <w:pPr>
+        <w:rPr>
+          <w:lang w:val="en-US"/>
+        </w:rPr>
+      </w:pPr>
+    </w:p>
+    <w:p>
+      <w:pPr>
+        <w:rPr>
+          <w:lang w:val="en-US"/>
+        </w:rPr>
+      </w:pPr>
+    </w:p>
+    <w:p>
+      <w:pPr>
+        <w:rPr>
+          <w:lang w:val="en-US"/>
+        </w:rPr>
+      </w:pPr>
+    </w:p>
+    <w:p>
+      <w:pPr>
+        <w:rPr>
+          <w:lang w:val="en-US"/>
+        </w:rPr>
+      </w:pPr>
+    </w:p>
+    <w:p>
+      <w:pPr>
+        <w:rPr>
+          <w:lang w:val="en-US"/>
+        </w:rPr>
+      </w:pPr>
+    </w:p>
+    <w:p>
+      <w:pPr>
+        <w:pStyle w:val="Subtitle"/>
+        <w:rPr>
+          <w:lang w:val="en-US"/>
+        </w:rPr>
+      </w:pPr>
+      <w:r>
+        <w:rPr>
+          <w:lang w:val="en-US"/>
+        </w:rPr>
+        <w:t xml:space="preserve">Now on this page, select the keyboard layout you prefer. (US – QWERTY). Press Yes. </w:t>
+      </w:r>
+    </w:p>
+    <w:p>
+      <w:pPr>
+        <w:pStyle w:val="Subtitle"/>
+        <w:rPr>
+          <w:lang w:val="en-US"/>
+        </w:rPr>
+      </w:pPr>
+      <w:r>
+        <w:rPr>
+          <w:lang w:val="en-US"/>
+        </w:rPr>
+        <w:t xml:space="preserve">It will ask you if you want a second keyboard layout. </w:t>
+      </w:r>
+      <w:r>
+        <w:rPr>
+          <w:lang w:val="en-US"/>
+        </w:rPr>
+        <w:t xml:space="preserve">Wait. Now press the accessibility button and the right-bottom corner if you don’t have a USB Keyboard. (The thing that looks like a man raising his hands). Switch on </w:t>
+      </w:r>
+      <w:r>
+        <w:rPr>
+          <w:lang w:val="en-US"/>
+        </w:rPr>
+        <w:t xml:space="preserve">the </w:t>
+      </w:r>
+      <w:r>
+        <w:rPr>
+          <w:lang w:val="en-US"/>
+        </w:rPr>
+        <w:t>on-screen keyboard.</w:t>
+      </w:r>
+      <w:r>
+        <w:rPr>
+          <w:lang w:val="en-US"/>
+        </w:rPr>
+        <w:t xml:space="preserve"> A digital keyboard will now pop up.</w:t>
+      </w:r>
       <w:r>
         <w:rPr>
           <w:lang w:val="en-US"/>
         </w:rPr>
         <w:t xml:space="preserve"> </w:t>
       </w:r>
+      <w:r>
+        <w:rPr>
+          <w:lang w:val="en-US"/>
+        </w:rPr>
+        <w:t xml:space="preserve">Now you can press the blue skip button and move on. </w:t>
+      </w:r>
+    </w:p>
+    <w:p>
+      <w:pPr>
+        <w:rPr>
+          <w:lang w:val="en-US"/>
+        </w:rPr>
+      </w:pPr>
+    </w:p>
+    <w:p>
+      <w:pPr>
+        <w:rPr>
+          <w:lang w:val="en-US"/>
+        </w:rPr>
+      </w:pPr>
+      <w:r>
+        <w:rPr>
+          <w:noProof/>
+        </w:rPr>
+        <w:drawing>
+          <wp:anchor distT="0" distB="0" distL="114300" distR="114300" simplePos="0" relativeHeight="251665408" behindDoc="1" locked="0" layoutInCell="1" allowOverlap="1" wp14:anchorId="3110003F" wp14:editId="753469D5">
+            <wp:simplePos x="0" y="0"/>
+            <wp:positionH relativeFrom="margin">
+              <wp:posOffset>853440</wp:posOffset>
+            </wp:positionH>
+            <wp:positionV relativeFrom="margin">
+              <wp:posOffset>4701540</wp:posOffset>
+            </wp:positionV>
+            <wp:extent cx="3741420" cy="2556510"/>
+            <wp:effectExtent l="0" t="0" r="0" b="0"/>
+            <wp:wrapTight wrapText="bothSides">
+              <wp:wrapPolygon edited="0">
+                <wp:start x="0" y="0"/>
+                <wp:lineTo x="0" y="21407"/>
+                <wp:lineTo x="21446" y="21407"/>
+                <wp:lineTo x="21446" y="0"/>
+                <wp:lineTo x="0" y="0"/>
+              </wp:wrapPolygon>
+            </wp:wrapTight>
+            <wp:docPr id="1237739395" name="Picture 3" descr="Bypass 'Lets connect you to a network&quot; no longer working? : r/WindowsHelp"/>
+            <wp:cNvGraphicFramePr>
+              <a:graphicFrameLocks xmlns:a="http://schemas.openxmlformats.org/drawingml/2006/main" noChangeAspect="1"/>
+            </wp:cNvGraphicFramePr>
+            <a:graphic xmlns:a="http://schemas.openxmlformats.org/drawingml/2006/main">
+              <a:graphicData uri="http://schemas.openxmlformats.org/drawingml/2006/picture">
+                <pic:pic xmlns:pic="http://schemas.openxmlformats.org/drawingml/2006/picture">
+                  <pic:nvPicPr>
+                    <pic:cNvPr id="0" name="Picture 5" descr="Bypass 'Lets connect you to a network&quot; no longer working? : r/WindowsHelp"/>
+                    <pic:cNvPicPr>
+                      <a:picLocks noChangeAspect="1" noChangeArrowheads="1"/>
+                    </pic:cNvPicPr>
+                  </pic:nvPicPr>
+                  <pic:blipFill>
+                    <a:blip r:embed="rId18">
+                      <a:extLst>
+                        <a:ext uri="{28A0092B-C50C-407E-A947-70E740481C1C}">
+                          <a14:useLocalDpi xmlns:a14="http://schemas.microsoft.com/office/drawing/2010/main" val="0"/>
+                        </a:ext>
+                      </a:extLst>
+                    </a:blip>
+                    <a:srcRect/>
+                    <a:stretch>
+                      <a:fillRect/>
+                    </a:stretch>
+                  </pic:blipFill>
+                  <pic:spPr bwMode="auto">
+                    <a:xfrm>
+                      <a:off x="0" y="0"/>
+                      <a:ext cx="3741420" cy="2556510"/>
+                    </a:xfrm>
+                    <a:prstGeom prst="rect">
+                      <a:avLst/>
+                    </a:prstGeom>
+                    <a:noFill/>
+                    <a:ln>
+                      <a:noFill/>
+                    </a:ln>
+                  </pic:spPr>
+                </pic:pic>
+              </a:graphicData>
+            </a:graphic>
+            <wp14:sizeRelH relativeFrom="margin">
+              <wp14:pctWidth>0</wp14:pctWidth>
+            </wp14:sizeRelH>
+            <wp14:sizeRelV relativeFrom="margin">
+              <wp14:pctHeight>0</wp14:pctHeight>
+            </wp14:sizeRelV>
+          </wp:anchor>
+        </w:drawing>
+      </w:r>
+    </w:p>
+    <w:p>
+      <w:pPr>
+        <w:rPr>
+          <w:lang w:val="en-US"/>
+        </w:rPr>
+      </w:pPr>
+    </w:p>
+    <w:p>
+      <w:pPr>
+        <w:rPr>
+          <w:lang w:val="en-US"/>
+        </w:rPr>
+      </w:pPr>
+    </w:p>
+    <w:p>
+      <w:pPr>
+        <w:rPr>
+          <w:lang w:val="en-US"/>
+        </w:rPr>
+      </w:pPr>
+    </w:p>
+    <w:p>
+      <w:pPr>
+        <w:rPr>
+          <w:lang w:val="en-US"/>
+        </w:rPr>
+      </w:pPr>
+    </w:p>
+    <w:p>
+      <w:pPr>
+        <w:rPr>
+          <w:lang w:val="en-US"/>
+        </w:rPr>
+      </w:pPr>
+    </w:p>
+    <w:p>
+      <w:pPr>
+        <w:rPr>
+          <w:lang w:val="en-US"/>
+        </w:rPr>
+      </w:pPr>
+    </w:p>
+    <w:p>
+      <w:pPr>
+        <w:rPr>
+          <w:lang w:val="en-US"/>
+        </w:rPr>
+      </w:pPr>
+    </w:p>
+    <w:p>
+      <w:pPr>
+        <w:rPr>
+          <w:lang w:val="en-US"/>
+        </w:rPr>
+      </w:pPr>
+    </w:p>
+    <w:p>
+      <w:pPr>
+        <w:pStyle w:val="Subtitle"/>
+        <w:rPr>
+          <w:lang w:val="en-US"/>
+        </w:rPr>
+      </w:pPr>
+      <w:r>
+        <w:rPr>
+          <w:lang w:val="en-US"/>
+        </w:rPr>
+        <w:t>Now you will be on the network connection page</w:t>
+      </w:r>
+      <w:r>
+        <w:rPr>
+          <w:lang w:val="en-US"/>
+        </w:rPr>
+        <w:t xml:space="preserve">. Now, you have to plugin the other USB Drive which you uploaded the drivers onto. </w:t>
+      </w:r>
+    </w:p>
+    <w:p>
+      <w:pPr>
+        <w:pStyle w:val="Subtitle"/>
+        <w:rPr>
+          <w:lang w:val="en-US"/>
+        </w:rPr>
+      </w:pPr>
+      <w:r>
+        <w:rPr>
+          <w:lang w:val="en-US"/>
+        </w:rPr>
+        <w:lastRenderedPageBreak/>
+        <w:t xml:space="preserve">Click install driver on the network connection page and select the WIRELSS LAN folder from your USB Drive. After a while you will be able to connect to internet. </w:t>
+      </w:r>
+    </w:p>
+    <w:p>
+      <w:pPr>
+        <w:pStyle w:val="Subtitle"/>
+        <w:rPr>
+          <w:lang w:val="en-US"/>
+        </w:rPr>
+      </w:pPr>
+      <w:r>
+        <w:rPr>
+          <w:lang w:val="en-US"/>
+        </w:rPr>
+        <w:t xml:space="preserve">Note: If you are doing this in school try to avoid using school Wi-FI. Instead, if possible, get your friend to turn on hotspot on their PLD and connect to that instead. </w:t>
+      </w:r>
+      <w:r>
+        <w:rPr>
+          <w:lang w:val="en-US"/>
+        </w:rPr>
+        <w:t xml:space="preserve">If you aren’t using a USB Keyboard, use the digital keyboard and type the password by using the mouse to click. </w:t>
+      </w:r>
+    </w:p>
+    <w:p>
+      <w:pPr>
+        <w:rPr>
+          <w:lang w:val="en-US"/>
+        </w:rPr>
+      </w:pPr>
+      <w:r>
+        <w:rPr>
+          <w:noProof/>
+        </w:rPr>
+        <w:drawing>
+          <wp:anchor distT="0" distB="0" distL="114300" distR="114300" simplePos="0" relativeHeight="251666432" behindDoc="1" locked="0" layoutInCell="1" allowOverlap="1" wp14:anchorId="30DC6794" wp14:editId="736E6993">
+            <wp:simplePos x="0" y="0"/>
+            <wp:positionH relativeFrom="margin">
+              <wp:posOffset>444500</wp:posOffset>
+            </wp:positionH>
+            <wp:positionV relativeFrom="page">
+              <wp:posOffset>3261360</wp:posOffset>
+            </wp:positionV>
+            <wp:extent cx="4772660" cy="3581400"/>
+            <wp:effectExtent l="0" t="0" r="8890" b="0"/>
+            <wp:wrapTight wrapText="bothSides">
+              <wp:wrapPolygon edited="0">
+                <wp:start x="0" y="0"/>
+                <wp:lineTo x="0" y="21485"/>
+                <wp:lineTo x="21554" y="21485"/>
+                <wp:lineTo x="21554" y="0"/>
+                <wp:lineTo x="0" y="0"/>
+              </wp:wrapPolygon>
+            </wp:wrapTight>
+            <wp:docPr id="446352227" name="Picture 4" descr="Windows installation stuck at checking for updates : r/pcmasterrace"/>
+            <wp:cNvGraphicFramePr>
+              <a:graphicFrameLocks xmlns:a="http://schemas.openxmlformats.org/drawingml/2006/main" noChangeAspect="1"/>
+            </wp:cNvGraphicFramePr>
+            <a:graphic xmlns:a="http://schemas.openxmlformats.org/drawingml/2006/main">
+              <a:graphicData uri="http://schemas.openxmlformats.org/drawingml/2006/picture">
+                <pic:pic xmlns:pic="http://schemas.openxmlformats.org/drawingml/2006/picture">
+                  <pic:nvPicPr>
+                    <pic:cNvPr id="0" name="Picture 7" descr="Windows installation stuck at checking for updates : r/pcmasterrace"/>
+                    <pic:cNvPicPr>
+                      <a:picLocks noChangeAspect="1" noChangeArrowheads="1"/>
+                    </pic:cNvPicPr>
+                  </pic:nvPicPr>
+                  <pic:blipFill>
+                    <a:blip r:embed="rId19">
+                      <a:extLst>
+                        <a:ext uri="{28A0092B-C50C-407E-A947-70E740481C1C}">
+                          <a14:useLocalDpi xmlns:a14="http://schemas.microsoft.com/office/drawing/2010/main" val="0"/>
+                        </a:ext>
+                      </a:extLst>
+                    </a:blip>
+                    <a:srcRect/>
+                    <a:stretch>
+                      <a:fillRect/>
+                    </a:stretch>
+                  </pic:blipFill>
+                  <pic:spPr bwMode="auto">
+                    <a:xfrm>
+                      <a:off x="0" y="0"/>
+                      <a:ext cx="4772660" cy="3581400"/>
+                    </a:xfrm>
+                    <a:prstGeom prst="rect">
+                      <a:avLst/>
+                    </a:prstGeom>
+                    <a:noFill/>
+                    <a:ln>
+                      <a:noFill/>
+                    </a:ln>
+                  </pic:spPr>
+                </pic:pic>
+              </a:graphicData>
+            </a:graphic>
+            <wp14:sizeRelH relativeFrom="margin">
+              <wp14:pctWidth>0</wp14:pctWidth>
+            </wp14:sizeRelH>
+            <wp14:sizeRelV relativeFrom="margin">
+              <wp14:pctHeight>0</wp14:pctHeight>
+            </wp14:sizeRelV>
+          </wp:anchor>
+        </w:drawing>
+      </w:r>
+      <w:r>
+        <w:rPr>
+          <w:noProof/>
+        </w:rPr>
+        <w:t xml:space="preserve"> </w:t>
+      </w:r>
+    </w:p>
+    <w:p>
+      <w:pPr>
+        <w:rPr>
+          <w:lang w:val="en-US"/>
+        </w:rPr>
+      </w:pPr>
+    </w:p>
+    <w:p>
+      <w:pPr>
+        <w:rPr>
+          <w:lang w:val="en-US"/>
+        </w:rPr>
+      </w:pPr>
+    </w:p>
+    <w:p>
+      <w:pPr>
+        <w:rPr>
+          <w:lang w:val="en-US"/>
+        </w:rPr>
+      </w:pPr>
+    </w:p>
+    <w:p>
+      <w:pPr>
+        <w:rPr>
+          <w:lang w:val="en-US"/>
+        </w:rPr>
+      </w:pPr>
+    </w:p>
+    <w:p>
+      <w:pPr>
+        <w:rPr>
+          <w:lang w:val="en-US"/>
+        </w:rPr>
+      </w:pPr>
+    </w:p>
+    <w:p>
+      <w:pPr>
+        <w:rPr>
+          <w:lang w:val="en-US"/>
+        </w:rPr>
+      </w:pPr>
+    </w:p>
+    <w:p>
+      <w:pPr>
+        <w:rPr>
+          <w:lang w:val="en-US"/>
+        </w:rPr>
+      </w:pPr>
+    </w:p>
+    <w:p>
+      <w:pPr>
+        <w:rPr>
+          <w:lang w:val="en-US"/>
+        </w:rPr>
+      </w:pPr>
+    </w:p>
+    <w:p>
+      <w:pPr>
+        <w:rPr>
+          <w:lang w:val="en-US"/>
+        </w:rPr>
+      </w:pPr>
+    </w:p>
+    <w:p>
+      <w:pPr>
+        <w:rPr>
+          <w:lang w:val="en-US"/>
+        </w:rPr>
+      </w:pPr>
+    </w:p>
+    <w:p>
+      <w:pPr>
+        <w:rPr>
+          <w:lang w:val="en-US"/>
+        </w:rPr>
+      </w:pPr>
+    </w:p>
+    <w:p>
+      <w:pPr>
+        <w:rPr>
+          <w:lang w:val="en-US"/>
+        </w:rPr>
+      </w:pPr>
+    </w:p>
+    <w:p>
+      <w:pPr>
+        <w:pStyle w:val="Subtitle"/>
+        <w:rPr>
+          <w:lang w:val="en-US"/>
+        </w:rPr>
+      </w:pPr>
+      <w:r>
+        <w:rPr>
+          <w:lang w:val="en-US"/>
+        </w:rPr>
+        <w:t xml:space="preserve">Now you </w:t>
+      </w:r>
+      <w:proofErr w:type="gramStart"/>
+      <w:r>
+        <w:rPr>
+          <w:lang w:val="en-US"/>
+        </w:rPr>
+        <w:t>have to</w:t>
+      </w:r>
+      <w:proofErr w:type="gramEnd"/>
+      <w:r>
+        <w:rPr>
+          <w:lang w:val="en-US"/>
+        </w:rPr>
+        <w:t xml:space="preserve"> be patient (again :&gt;).  </w:t>
+      </w:r>
+    </w:p>
+    <w:p>
+      <w:pPr>
+        <w:rPr>
+          <w:lang w:val="en-US"/>
+        </w:rPr>
+      </w:pPr>
+    </w:p>
+    <w:p>
+      <w:pPr>
+        <w:pStyle w:val="Subtitle"/>
+        <w:rPr>
+          <w:lang w:val="en-US"/>
+        </w:rPr>
+      </w:pPr>
+      <w:r>
+        <w:rPr>
+          <w:lang w:val="en-US"/>
+        </w:rPr>
+        <w:t xml:space="preserve">After some time (and lots of installing), you will finally get your unrestricted windows. </w:t>
+      </w:r>
+    </w:p>
+    <w:p>
+      <w:pPr>
+        <w:rPr>
+          <w:lang w:val="en-US"/>
+        </w:rPr>
+      </w:pPr>
+    </w:p>
+    <w:p>
+      <w:pPr>
+        <w:rPr>
+          <w:lang w:val="en-US"/>
+        </w:rPr>
+      </w:pPr>
+    </w:p>
+    <w:p>
+      <w:pPr>
+        <w:rPr>
+          <w:lang w:val="en-US"/>
+        </w:rPr>
+      </w:pPr>
+    </w:p>
+    <w:p>
+      <w:pPr>
+        <w:rPr>
+          <w:lang w:val="en-US"/>
+        </w:rPr>
+      </w:pPr>
+    </w:p>
+    <w:p>
+      <w:pPr>
+        <w:rPr>
+          <w:lang w:val="en-US"/>
+        </w:rPr>
+      </w:pPr>
+    </w:p>
+    <w:p>
+      <w:pPr>
+        <w:pStyle w:val="Heading1"/>
+        <w:rPr>
+          <w:lang w:val="en-US"/>
+        </w:rPr>
+      </w:pPr>
+      <w:r>
+        <w:rPr>
+          <w:lang w:val="en-US"/>
+        </w:rPr>
+        <w:t>Step 6: Setting up 2</w:t>
+      </w:r>
+      <w:r>
+        <w:rPr>
+          <w:vertAlign w:val="superscript"/>
+          <w:lang w:val="en-US"/>
+        </w:rPr>
+        <w:t>nd</w:t>
+      </w:r>
+      <w:r>
+        <w:rPr>
+          <w:lang w:val="en-US"/>
+        </w:rPr>
+        <w:t xml:space="preserve"> Windows</w:t>
+      </w:r>
+    </w:p>
+    <w:p>
+      <w:pPr>
+        <w:rPr>
+          <w:lang w:val="en-US"/>
+        </w:rPr>
+      </w:pPr>
+    </w:p>
+    <w:p>
+      <w:pPr>
+        <w:pStyle w:val="Subtitle"/>
+        <w:rPr>
+          <w:lang w:val="en-US"/>
+        </w:rPr>
+      </w:pPr>
     </w:p>
     <w:sectPr>
       <w:pgSz w:w="11906" w:h="16838"/>
@@ -2482,7 +3580,6 @@
     <w:next w:val="Normal"/>
     <w:link w:val="Heading2Char"/>
     <w:uiPriority w:val="9"/>
-    <w:semiHidden/>
     <w:unhideWhenUsed/>
     <w:qFormat/>
     <w:rsid w:val="00D46AB1"/>
@@ -2699,7 +3796,6 @@
     <w:basedOn w:val="DefaultParagraphFont"/>
     <w:link w:val="Heading2"/>
     <w:uiPriority w:val="9"/>
-    <w:semiHidden/>
     <w:rsid w:val="00D46AB1"/>
     <w:rPr>
       <w:rFonts w:asciiTheme="majorHAnsi" w:eastAsiaTheme="majorEastAsia" w:hAnsiTheme="majorHAnsi" w:cstheme="majorBidi"/>

--- a/How To Dual Boot on your MOE Restricted PLD.docx
+++ b/How To Dual Boot on your MOE Restricted PLD.docx
@@ -1,6 +1,6 @@
 
 <file path=word/document.xml><?xml version="1.0" encoding="utf-8"?>
-<w:document xmlns:wpc="http://schemas.microsoft.com/office/word/2010/wordprocessingCanvas" xmlns:cx="http://schemas.microsoft.com/office/drawing/2014/chartex" xmlns:cx1="http://schemas.microsoft.com/office/drawing/2015/9/8/chartex" xmlns:cx2="http://schemas.microsoft.com/office/drawing/2015/10/21/chartex" xmlns:cx3="http://schemas.microsoft.com/office/drawing/2016/5/9/chartex" xmlns:cx4="http://schemas.microsoft.com/office/drawing/2016/5/10/chartex" xmlns:cx5="http://schemas.microsoft.com/office/drawing/2016/5/11/chartex" xmlns:cx6="http://schemas.microsoft.com/office/drawing/2016/5/12/chartex" xmlns:cx7="http://schemas.microsoft.com/office/drawing/2016/5/13/chartex" xmlns:cx8="http://schemas.microsoft.com/office/drawing/2016/5/14/chartex" xmlns:mc="http://schemas.openxmlformats.org/markup-compatibility/2006" xmlns:aink="http://schemas.microsoft.com/office/drawing/2016/ink" xmlns:am3d="http://schemas.microsoft.com/office/drawing/2017/model3d" xmlns:o="urn:schemas-microsoft-com:office:office" xmlns:oel="http://schemas.microsoft.com/office/2019/extlst" xmlns:r="http://schemas.openxmlformats.org/officeDocument/2006/relationships" xmlns:m="http://schemas.openxmlformats.org/officeDocument/2006/math" xmlns:v="urn:schemas-microsoft-com:vml" xmlns:wp14="http://schemas.microsoft.com/office/word/2010/wordprocessingDrawing" xmlns:wp="http://schemas.openxmlformats.org/drawingml/2006/wordprocessingDrawing" xmlns:w10="urn:schemas-microsoft-com:office:word" xmlns:w="http://schemas.openxmlformats.org/wordprocessingml/2006/main" xmlns:w14="http://schemas.microsoft.com/office/word/2010/wordml" xmlns:w15="http://schemas.microsoft.com/office/word/2012/wordml" xmlns:w16cei="http://schemas.microsoft.com/office/word/2026/wordml/cei" xmlns:w16cex="http://schemas.microsoft.com/office/word/2018/wordml/cex" xmlns:w16cid="http://schemas.microsoft.com/office/word/2016/wordml/cid" xmlns:w16="http://schemas.microsoft.com/office/word/2018/wordml" xmlns:w16du="http://schemas.microsoft.com/office/word/2023/wordml/word16du" xmlns:w16sdtdh="http://schemas.microsoft.com/office/word/2020/wordml/sdtdatahash" xmlns:w16sdtfl="http://schemas.microsoft.com/office/word/2024/wordml/sdtformatlock" xmlns:w16se="http://schemas.microsoft.com/office/word/2015/wordml/symex" xmlns:wpg="http://schemas.microsoft.com/office/word/2010/wordprocessingGroup" xmlns:wpi="http://schemas.microsoft.com/office/word/2010/wordprocessingInk" xmlns:wne="http://schemas.microsoft.com/office/word/2006/wordml" xmlns:wps="http://schemas.microsoft.com/office/word/2010/wordprocessingShape" mc:Ignorable="w14 w15 w16se w16cid w16 w16cex w16sdtdh w16sdtfl w16du wp14">
+<w:document xmlns:wpc="http://schemas.microsoft.com/office/word/2010/wordprocessingCanvas" xmlns:cx="http://schemas.microsoft.com/office/drawing/2014/chartex" xmlns:cx1="http://schemas.microsoft.com/office/drawing/2015/9/8/chartex" xmlns:cx2="http://schemas.microsoft.com/office/drawing/2015/10/21/chartex" xmlns:cx3="http://schemas.microsoft.com/office/drawing/2016/5/9/chartex" xmlns:cx4="http://schemas.microsoft.com/office/drawing/2016/5/10/chartex" xmlns:cx5="http://schemas.microsoft.com/office/drawing/2016/5/11/chartex" xmlns:cx6="http://schemas.microsoft.com/office/drawing/2016/5/12/chartex" xmlns:cx7="http://schemas.microsoft.com/office/drawing/2016/5/13/chartex" xmlns:cx8="http://schemas.microsoft.com/office/drawing/2016/5/14/chartex" xmlns:mc="http://schemas.openxmlformats.org/markup-compatibility/2006" xmlns:aink="http://schemas.microsoft.com/office/drawing/2016/ink" xmlns:am3d="http://schemas.microsoft.com/office/drawing/2017/model3d" xmlns:o="urn:schemas-microsoft-com:office:office" xmlns:oel="http://schemas.microsoft.com/office/2019/extlst" xmlns:r="http://schemas.openxmlformats.org/officeDocument/2006/relationships" xmlns:m="http://schemas.openxmlformats.org/officeDocument/2006/math" xmlns:v="urn:schemas-microsoft-com:vml" xmlns:wp14="http://schemas.microsoft.com/office/word/2010/wordprocessingDrawing" xmlns:wp="http://schemas.openxmlformats.org/drawingml/2006/wordprocessingDrawing" xmlns:w10="urn:schemas-microsoft-com:office:word" xmlns:w="http://schemas.openxmlformats.org/wordprocessingml/2006/main" xmlns:w14="http://schemas.microsoft.com/office/word/2010/wordml" xmlns:w15="http://schemas.microsoft.com/office/word/2012/wordml" xmlns:w16cex="http://schemas.microsoft.com/office/word/2018/wordml/cex" xmlns:w16cid="http://schemas.microsoft.com/office/word/2016/wordml/cid" xmlns:w16="http://schemas.microsoft.com/office/word/2018/wordml" xmlns:w16du="http://schemas.microsoft.com/office/word/2023/wordml/word16du" xmlns:w16sdtdh="http://schemas.microsoft.com/office/word/2020/wordml/sdtdatahash" xmlns:w16sdtfl="http://schemas.microsoft.com/office/word/2024/wordml/sdtformatlock" xmlns:w16se="http://schemas.microsoft.com/office/word/2015/wordml/symex" xmlns:wpg="http://schemas.microsoft.com/office/word/2010/wordprocessingGroup" xmlns:wpi="http://schemas.microsoft.com/office/word/2010/wordprocessingInk" xmlns:wne="http://schemas.microsoft.com/office/word/2006/wordml" xmlns:wps="http://schemas.microsoft.com/office/word/2010/wordprocessingShape" mc:Ignorable="w14 w15 w16se w16cid w16 w16cex w16sdtdh w16sdtfl w16du wp14">
   <w:body>
     <w:p>
       <w:pPr>
@@ -209,13 +209,6 @@
         </w:rPr>
         <w:t>What you will need:</w:t>
       </w:r>
-    </w:p>
-    <w:p>
-      <w:pPr>
-        <w:rPr>
-          <w:lang w:val="en-US"/>
-        </w:rPr>
-      </w:pPr>
     </w:p>
     <w:p>
       <w:pPr>
@@ -224,15 +217,27 @@
           <w:ilvl w:val="0"/>
           <w:numId w:val="4"/>
         </w:numPr>
-        <w:rPr>
-          <w:lang w:val="en-US"/>
-        </w:rPr>
-      </w:pPr>
-      <w:r>
-        <w:rPr>
-          <w:lang w:val="en-US"/>
-        </w:rPr>
-        <w:t>2 USB Drives (at least 8GB storage)</w:t>
+      </w:pPr>
+      <w:r>
+        <w:t>USB Keyboard</w:t>
+      </w:r>
+    </w:p>
+    <w:p>
+      <w:pPr>
+        <w:pStyle w:val="Subtitle"/>
+        <w:numPr>
+          <w:ilvl w:val="0"/>
+          <w:numId w:val="4"/>
+        </w:numPr>
+        <w:rPr>
+          <w:lang w:val="en-US"/>
+        </w:rPr>
+      </w:pPr>
+      <w:r>
+        <w:rPr>
+          <w:lang w:val="en-US"/>
+        </w:rPr>
+        <w:t>USB Drive (at least 8GB storage)</w:t>
       </w:r>
     </w:p>
     <w:p>
@@ -511,10 +516,17 @@
     </w:p>
     <w:p>
       <w:pPr>
-        <w:rPr>
-          <w:lang w:val="en-US"/>
-        </w:rPr>
-      </w:pPr>
+        <w:pStyle w:val="Subtitle"/>
+        <w:rPr>
+          <w:lang w:val="en-US"/>
+        </w:rPr>
+      </w:pPr>
+      <w:r>
+        <w:rPr>
+          <w:lang w:val="en-US"/>
+        </w:rPr>
+        <w:t>Note: You are not able to use your keyboard or trackpad during the setup phases</w:t>
+      </w:r>
     </w:p>
     <w:p>
       <w:pPr>
@@ -548,7 +560,6 @@
         <w:rPr>
           <w:lang w:val="en-US"/>
         </w:rPr>
-        <w:lastRenderedPageBreak/>
         <w:t>Things may get a bit difficult to understand so stay with me.</w:t>
       </w:r>
     </w:p>
@@ -736,7 +747,7 @@
           <w:noProof/>
         </w:rPr>
         <w:drawing>
-          <wp:anchor distT="0" distB="0" distL="114300" distR="114300" simplePos="0" relativeHeight="251659264" behindDoc="1" locked="0" layoutInCell="1" allowOverlap="1" wp14:anchorId="780365F8" wp14:editId="14A12956">
+          <wp:anchor distT="0" distB="0" distL="114300" distR="114300" simplePos="0" relativeHeight="251659264" behindDoc="1" locked="0" layoutInCell="1" allowOverlap="1" wp14:anchorId="780365F8" wp14:editId="0351260A">
             <wp:simplePos x="0" y="0"/>
             <wp:positionH relativeFrom="margin">
               <wp:align>right</wp:align>
@@ -839,7 +850,32 @@
         <w:rPr>
           <w:lang w:val="en-US"/>
         </w:rPr>
-        <w:t xml:space="preserve">Now select the first 3 options and the last option as well. Press OK. It will take some time to install. </w:t>
+        <w:t xml:space="preserve">Now select </w:t>
+      </w:r>
+      <w:r>
+        <w:rPr>
+          <w:lang w:val="en-US"/>
+        </w:rPr>
+        <w:t>only the 1</w:t>
+      </w:r>
+      <w:r>
+        <w:rPr>
+          <w:vertAlign w:val="superscript"/>
+          <w:lang w:val="en-US"/>
+        </w:rPr>
+        <w:t>st</w:t>
+      </w:r>
+      <w:r>
+        <w:rPr>
+          <w:lang w:val="en-US"/>
+        </w:rPr>
+        <w:t xml:space="preserve"> and last options</w:t>
+      </w:r>
+      <w:r>
+        <w:rPr>
+          <w:lang w:val="en-US"/>
+        </w:rPr>
+        <w:t xml:space="preserve"> and the last option as well. Press OK. It will take some time to install. </w:t>
       </w:r>
     </w:p>
     <w:p>
@@ -1090,21 +1126,7 @@
           <w:lang w:val="en-US"/>
         </w:rPr>
         <w:lastRenderedPageBreak/>
-        <w:t xml:space="preserve">Now your PLD will restart and enter </w:t>
-      </w:r>
-      <w:proofErr w:type="gramStart"/>
-      <w:r>
-        <w:rPr>
-          <w:lang w:val="en-US"/>
-        </w:rPr>
-        <w:t>the BIOS</w:t>
-      </w:r>
-      <w:proofErr w:type="gramEnd"/>
-      <w:r>
-        <w:rPr>
-          <w:lang w:val="en-US"/>
-        </w:rPr>
-        <w:t xml:space="preserve">. </w:t>
+        <w:t xml:space="preserve">Now your PLD will restart and enter the BIOS. </w:t>
       </w:r>
     </w:p>
     <w:p>
@@ -1368,21 +1390,7 @@
           <w:lang w:val="en-US"/>
         </w:rPr>
         <w:lastRenderedPageBreak/>
-        <w:t xml:space="preserve">USB something </w:t>
-      </w:r>
-      <w:proofErr w:type="spellStart"/>
-      <w:r>
-        <w:rPr>
-          <w:lang w:val="en-US"/>
-        </w:rPr>
-        <w:t>something</w:t>
-      </w:r>
-      <w:proofErr w:type="spellEnd"/>
-      <w:r>
-        <w:rPr>
-          <w:lang w:val="en-US"/>
-        </w:rPr>
-        <w:t xml:space="preserve">… and windows boot manager. Now select USB… and press F6. This next step is crucial. Turn off the Secure Boot option. Now find the exit option and exit saving changes. </w:t>
+        <w:t xml:space="preserve">USB something something… and windows boot manager. Now select USB… and press F6. This next step is crucial. Turn off the Secure Boot option. Now find the exit option and exit saving changes. </w:t>
       </w:r>
     </w:p>
     <w:p>
@@ -1700,21 +1708,7 @@
           <w:lang w:val="en-US"/>
         </w:rPr>
         <w:lastRenderedPageBreak/>
-        <w:t xml:space="preserve">Click on the partition that says Primary under type and double-check that you are deleting the right one and press the delete button either on your USB Keyboard or the </w:t>
-      </w:r>
-      <w:proofErr w:type="gramStart"/>
-      <w:r>
-        <w:rPr>
-          <w:lang w:val="en-US"/>
-        </w:rPr>
-        <w:t>delete</w:t>
-      </w:r>
-      <w:proofErr w:type="gramEnd"/>
-      <w:r>
-        <w:rPr>
-          <w:lang w:val="en-US"/>
-        </w:rPr>
-        <w:t xml:space="preserve"> partition option at the top of the page. </w:t>
+        <w:t xml:space="preserve">Click on the partition that says Primary under type and double-check that you are deleting the right one and press the delete button either on your USB Keyboard or the delete partition option at the top of the page. </w:t>
       </w:r>
     </w:p>
     <w:p>
@@ -1737,54 +1731,32 @@
         </w:rPr>
         <w:t xml:space="preserve">After you have deleted the partition, it will show up as Unallocated Space. Select it and </w:t>
       </w:r>
-      <w:proofErr w:type="gramStart"/>
-      <w:r>
-        <w:rPr>
-          <w:lang w:val="en-US"/>
-        </w:rPr>
-        <w:t>press</w:t>
-      </w:r>
-      <w:proofErr w:type="gramEnd"/>
-      <w:r>
-        <w:rPr>
-          <w:lang w:val="en-US"/>
-        </w:rPr>
-        <w:t xml:space="preserve"> next. </w:t>
-      </w:r>
-    </w:p>
-    <w:p>
-      <w:pPr>
-        <w:rPr>
-          <w:lang w:val="en-US"/>
-        </w:rPr>
-      </w:pPr>
-    </w:p>
-    <w:p>
-      <w:pPr>
-        <w:pStyle w:val="Subtitle"/>
-        <w:rPr>
-          <w:lang w:val="en-US"/>
-        </w:rPr>
-      </w:pPr>
-      <w:r>
-        <w:rPr>
-          <w:lang w:val="en-US"/>
-        </w:rPr>
-        <w:t xml:space="preserve">Now you </w:t>
-      </w:r>
-      <w:proofErr w:type="gramStart"/>
-      <w:r>
-        <w:rPr>
-          <w:lang w:val="en-US"/>
-        </w:rPr>
-        <w:t>have to</w:t>
-      </w:r>
-      <w:proofErr w:type="gramEnd"/>
-      <w:r>
-        <w:rPr>
-          <w:lang w:val="en-US"/>
-        </w:rPr>
-        <w:t xml:space="preserve"> be patient, it will take a while to install. </w:t>
+      <w:r>
+        <w:rPr>
+          <w:lang w:val="en-US"/>
+        </w:rPr>
+        <w:t>go to the top and press add partition. Add how much ever you want for your DMA Windows.</w:t>
+      </w:r>
+    </w:p>
+    <w:p>
+      <w:pPr>
+        <w:rPr>
+          <w:lang w:val="en-US"/>
+        </w:rPr>
+      </w:pPr>
+    </w:p>
+    <w:p>
+      <w:pPr>
+        <w:pStyle w:val="Subtitle"/>
+        <w:rPr>
+          <w:lang w:val="en-US"/>
+        </w:rPr>
+      </w:pPr>
+      <w:r>
+        <w:rPr>
+          <w:lang w:val="en-US"/>
+        </w:rPr>
+        <w:t>Press Next after selecting the larger unallocated space.</w:t>
       </w:r>
     </w:p>
     <w:p>
@@ -2557,57 +2529,69 @@
         <w:rPr>
           <w:lang w:val="en-US"/>
         </w:rPr>
-        <w:t xml:space="preserve">Now you </w:t>
-      </w:r>
-      <w:proofErr w:type="gramStart"/>
-      <w:r>
-        <w:rPr>
-          <w:lang w:val="en-US"/>
-        </w:rPr>
-        <w:t>have to</w:t>
-      </w:r>
-      <w:proofErr w:type="gramEnd"/>
-      <w:r>
-        <w:rPr>
-          <w:lang w:val="en-US"/>
-        </w:rPr>
-        <w:t xml:space="preserve"> be patient (again :&gt;).  </w:t>
-      </w:r>
-    </w:p>
-    <w:p>
-      <w:pPr>
-        <w:rPr>
-          <w:lang w:val="en-US"/>
-        </w:rPr>
-      </w:pPr>
-    </w:p>
-    <w:p>
-      <w:pPr>
-        <w:pStyle w:val="Subtitle"/>
-        <w:rPr>
-          <w:lang w:val="en-US"/>
-        </w:rPr>
-      </w:pPr>
-      <w:r>
-        <w:rPr>
-          <w:lang w:val="en-US"/>
-        </w:rPr>
-        <w:t xml:space="preserve">After some time (and lots of installing), you will finally get your unrestricted windows. </w:t>
-      </w:r>
-    </w:p>
-    <w:p>
-      <w:pPr>
-        <w:rPr>
-          <w:lang w:val="en-US"/>
-        </w:rPr>
-      </w:pPr>
-    </w:p>
-    <w:p>
-      <w:pPr>
-        <w:rPr>
-          <w:lang w:val="en-US"/>
-        </w:rPr>
-      </w:pPr>
+        <w:t xml:space="preserve">Now you have to be patient (again :&gt;).  </w:t>
+      </w:r>
+    </w:p>
+    <w:p>
+      <w:pPr>
+        <w:rPr>
+          <w:lang w:val="en-US"/>
+        </w:rPr>
+      </w:pPr>
+    </w:p>
+    <w:p>
+      <w:pPr>
+        <w:pStyle w:val="Subtitle"/>
+        <w:rPr>
+          <w:lang w:val="en-US"/>
+        </w:rPr>
+      </w:pPr>
+      <w:r>
+        <w:rPr>
+          <w:lang w:val="en-US"/>
+        </w:rPr>
+        <w:t xml:space="preserve">After some time (and lots of installing), you will finally get </w:t>
+      </w:r>
+      <w:r>
+        <w:rPr>
+          <w:lang w:val="en-US"/>
+        </w:rPr>
+        <w:t>to the sign-in page. Now use your keyboard and press Shift + F10. You will see the command prompt. Now type</w:t>
+      </w:r>
+      <w:r>
+        <w:rPr>
+          <w:lang w:val="en-US"/>
+        </w:rPr>
+        <w:t xml:space="preserve"> ‘</w:t>
+      </w:r>
+      <w:r>
+        <w:t>ms-cxh:localonly</w:t>
+      </w:r>
+      <w:r>
+        <w:t>’ and press enter you will see a window that says setup local account. Now finish all the steps and press next. After some time, you will finally have your unrestricted windows</w:t>
+      </w:r>
+    </w:p>
+    <w:p>
+      <w:pPr>
+        <w:rPr>
+          <w:lang w:val="en-US"/>
+        </w:rPr>
+      </w:pPr>
+    </w:p>
+    <w:p>
+      <w:pPr>
+        <w:pStyle w:val="Subtitle"/>
+        <w:rPr>
+          <w:lang w:val="en-US"/>
+        </w:rPr>
+      </w:pPr>
+      <w:r>
+        <w:rPr>
+          <w:lang w:val="en-US"/>
+        </w:rPr>
+        <w:lastRenderedPageBreak/>
+        <w:t>Now just go to settings and go to update and let it update so that you can use your keyboard and trackpad and all the stuff like normal just that you have your own account.</w:t>
+      </w:r>
     </w:p>
     <w:p>
       <w:pPr>
@@ -2641,24 +2625,129 @@
         <w:rPr>
           <w:lang w:val="en-US"/>
         </w:rPr>
-        <w:t>Step 6: Setting up 2</w:t>
-      </w:r>
-      <w:r>
-        <w:rPr>
-          <w:vertAlign w:val="superscript"/>
-          <w:lang w:val="en-US"/>
-        </w:rPr>
-        <w:t>nd</w:t>
-      </w:r>
-      <w:r>
-        <w:rPr>
-          <w:lang w:val="en-US"/>
-        </w:rPr>
-        <w:t xml:space="preserve"> Windows</w:t>
-      </w:r>
-    </w:p>
-    <w:p>
-      <w:pPr>
+        <w:t xml:space="preserve">Step 6: Setting up </w:t>
+      </w:r>
+      <w:r>
+        <w:rPr>
+          <w:lang w:val="en-US"/>
+        </w:rPr>
+        <w:t>DMA Windows</w:t>
+      </w:r>
+    </w:p>
+    <w:p>
+      <w:pPr>
+        <w:rPr>
+          <w:lang w:val="en-US"/>
+        </w:rPr>
+      </w:pPr>
+    </w:p>
+    <w:p>
+      <w:pPr>
+        <w:pStyle w:val="Subtitle"/>
+        <w:rPr>
+          <w:rStyle w:val="Emphasis"/>
+          <w:i w:val="0"/>
+          <w:iCs w:val="0"/>
+        </w:rPr>
+      </w:pPr>
+      <w:r>
+        <w:rPr>
+          <w:rStyle w:val="Emphasis"/>
+          <w:i w:val="0"/>
+          <w:iCs w:val="0"/>
+        </w:rPr>
+        <w:t>Now plugin the USB Drive you installed Windows onto and repeat steps 3 – 5.</w:t>
+      </w:r>
+    </w:p>
+    <w:p/>
+    <w:p>
+      <w:pPr>
+        <w:pStyle w:val="Subtitle"/>
+      </w:pPr>
+      <w:r>
+        <w:t>Now once you are at the sign-in page, sign-in to your MIMS Account (school account). Now you will be in your DMA Windows. Now go to settings and got updates and wait for until you can use your keyboard and trackpad. Then go to accounts in settings. Then go to work and school. Then go to the dropdown under work or school account and press info then scroll down and press sync now wait patiently until you get Chrome installed.</w:t>
+      </w:r>
+    </w:p>
+    <w:p/>
+    <w:p>
+      <w:pPr>
+        <w:pStyle w:val="Heading1"/>
+      </w:pPr>
+      <w:r>
+        <w:t>Step 7: Learning How to Boot into Each OS</w:t>
+      </w:r>
+    </w:p>
+    <w:p/>
+    <w:p>
+      <w:pPr>
+        <w:pStyle w:val="Subtitle"/>
+      </w:pPr>
+      <w:r>
+        <w:t>Now restart your PLD. And you will see choose an operating system this is where you will choose which Windows you wanna choose. Now just test one and see where you go then you will know. Well that’s about it.</w:t>
+      </w:r>
+    </w:p>
+    <w:p/>
+    <w:p>
+      <w:pPr>
+        <w:pStyle w:val="Subtitle"/>
+      </w:pPr>
+    </w:p>
+    <w:p/>
+    <w:p>
+      <w:pPr>
+        <w:pStyle w:val="Heading1"/>
+      </w:pPr>
+      <w:r>
+        <w:lastRenderedPageBreak/>
+        <w:t>Conclusion</w:t>
+      </w:r>
+    </w:p>
+    <w:p/>
+    <w:p>
+      <w:pPr>
+        <w:pStyle w:val="Subtitle"/>
+      </w:pPr>
+      <w:r>
+        <w:t xml:space="preserve">Congrats! You have successfully dual-booted! </w:t>
+      </w:r>
+    </w:p>
+    <w:p/>
+    <w:p>
+      <w:pPr>
+        <w:pStyle w:val="Heading1"/>
+      </w:pPr>
+      <w:r>
+        <w:t>Credits</w:t>
+      </w:r>
+    </w:p>
+    <w:p/>
+    <w:p>
+      <w:pPr>
+        <w:pStyle w:val="Subtitle"/>
+        <w:numPr>
+          <w:ilvl w:val="0"/>
+          <w:numId w:val="5"/>
+        </w:numPr>
+      </w:pPr>
+      <w:r>
+        <w:t>Students of Singapore</w:t>
+      </w:r>
+    </w:p>
+    <w:p>
+      <w:pPr>
+        <w:pStyle w:val="Subtitle"/>
+        <w:numPr>
+          <w:ilvl w:val="0"/>
+          <w:numId w:val="5"/>
+        </w:numPr>
+      </w:pPr>
+      <w:r>
+        <w:t>RRPLD</w:t>
+      </w:r>
+    </w:p>
+    <w:p>
+      <w:pPr>
+        <w:pStyle w:val="Subtitle"/>
         <w:rPr>
           <w:lang w:val="en-US"/>
         </w:rPr>
@@ -2683,7 +2772,7 @@
 </file>
 
 <file path=word/numbering.xml><?xml version="1.0" encoding="utf-8"?>
-<w:numbering xmlns:wpc="http://schemas.microsoft.com/office/word/2010/wordprocessingCanvas" xmlns:cx="http://schemas.microsoft.com/office/drawing/2014/chartex" xmlns:cx1="http://schemas.microsoft.com/office/drawing/2015/9/8/chartex" xmlns:cx2="http://schemas.microsoft.com/office/drawing/2015/10/21/chartex" xmlns:cx3="http://schemas.microsoft.com/office/drawing/2016/5/9/chartex" xmlns:cx4="http://schemas.microsoft.com/office/drawing/2016/5/10/chartex" xmlns:cx5="http://schemas.microsoft.com/office/drawing/2016/5/11/chartex" xmlns:cx6="http://schemas.microsoft.com/office/drawing/2016/5/12/chartex" xmlns:cx7="http://schemas.microsoft.com/office/drawing/2016/5/13/chartex" xmlns:cx8="http://schemas.microsoft.com/office/drawing/2016/5/14/chartex" xmlns:mc="http://schemas.openxmlformats.org/markup-compatibility/2006" xmlns:aink="http://schemas.microsoft.com/office/drawing/2016/ink" xmlns:am3d="http://schemas.microsoft.com/office/drawing/2017/model3d" xmlns:o="urn:schemas-microsoft-com:office:office" xmlns:oel="http://schemas.microsoft.com/office/2019/extlst" xmlns:r="http://schemas.openxmlformats.org/officeDocument/2006/relationships" xmlns:m="http://schemas.openxmlformats.org/officeDocument/2006/math" xmlns:v="urn:schemas-microsoft-com:vml" xmlns:wp14="http://schemas.microsoft.com/office/word/2010/wordprocessingDrawing" xmlns:wp="http://schemas.openxmlformats.org/drawingml/2006/wordprocessingDrawing" xmlns:w10="urn:schemas-microsoft-com:office:word" xmlns:w="http://schemas.openxmlformats.org/wordprocessingml/2006/main" xmlns:w14="http://schemas.microsoft.com/office/word/2010/wordml" xmlns:w15="http://schemas.microsoft.com/office/word/2012/wordml" xmlns:w16cei="http://schemas.microsoft.com/office/word/2026/wordml/cei" xmlns:w16cex="http://schemas.microsoft.com/office/word/2018/wordml/cex" xmlns:w16cid="http://schemas.microsoft.com/office/word/2016/wordml/cid" xmlns:w16="http://schemas.microsoft.com/office/word/2018/wordml" xmlns:w16du="http://schemas.microsoft.com/office/word/2023/wordml/word16du" xmlns:w16sdtdh="http://schemas.microsoft.com/office/word/2020/wordml/sdtdatahash" xmlns:w16sdtfl="http://schemas.microsoft.com/office/word/2024/wordml/sdtformatlock" xmlns:w16se="http://schemas.microsoft.com/office/word/2015/wordml/symex" xmlns:wpg="http://schemas.microsoft.com/office/word/2010/wordprocessingGroup" xmlns:wpi="http://schemas.microsoft.com/office/word/2010/wordprocessingInk" xmlns:wne="http://schemas.microsoft.com/office/word/2006/wordml" xmlns:wps="http://schemas.microsoft.com/office/word/2010/wordprocessingShape" mc:Ignorable="w14 w15 w16se w16cid w16 w16cex w16sdtdh w16sdtfl w16du wp14">
+<w:numbering xmlns:wpc="http://schemas.microsoft.com/office/word/2010/wordprocessingCanvas" xmlns:cx="http://schemas.microsoft.com/office/drawing/2014/chartex" xmlns:cx1="http://schemas.microsoft.com/office/drawing/2015/9/8/chartex" xmlns:cx2="http://schemas.microsoft.com/office/drawing/2015/10/21/chartex" xmlns:cx3="http://schemas.microsoft.com/office/drawing/2016/5/9/chartex" xmlns:cx4="http://schemas.microsoft.com/office/drawing/2016/5/10/chartex" xmlns:cx5="http://schemas.microsoft.com/office/drawing/2016/5/11/chartex" xmlns:cx6="http://schemas.microsoft.com/office/drawing/2016/5/12/chartex" xmlns:cx7="http://schemas.microsoft.com/office/drawing/2016/5/13/chartex" xmlns:cx8="http://schemas.microsoft.com/office/drawing/2016/5/14/chartex" xmlns:mc="http://schemas.openxmlformats.org/markup-compatibility/2006" xmlns:aink="http://schemas.microsoft.com/office/drawing/2016/ink" xmlns:am3d="http://schemas.microsoft.com/office/drawing/2017/model3d" xmlns:o="urn:schemas-microsoft-com:office:office" xmlns:oel="http://schemas.microsoft.com/office/2019/extlst" xmlns:r="http://schemas.openxmlformats.org/officeDocument/2006/relationships" xmlns:m="http://schemas.openxmlformats.org/officeDocument/2006/math" xmlns:v="urn:schemas-microsoft-com:vml" xmlns:wp14="http://schemas.microsoft.com/office/word/2010/wordprocessingDrawing" xmlns:wp="http://schemas.openxmlformats.org/drawingml/2006/wordprocessingDrawing" xmlns:w10="urn:schemas-microsoft-com:office:word" xmlns:w="http://schemas.openxmlformats.org/wordprocessingml/2006/main" xmlns:w14="http://schemas.microsoft.com/office/word/2010/wordml" xmlns:w15="http://schemas.microsoft.com/office/word/2012/wordml" xmlns:w16cex="http://schemas.microsoft.com/office/word/2018/wordml/cex" xmlns:w16cid="http://schemas.microsoft.com/office/word/2016/wordml/cid" xmlns:w16="http://schemas.microsoft.com/office/word/2018/wordml" xmlns:w16du="http://schemas.microsoft.com/office/word/2023/wordml/word16du" xmlns:w16sdtdh="http://schemas.microsoft.com/office/word/2020/wordml/sdtdatahash" xmlns:w16sdtfl="http://schemas.microsoft.com/office/word/2024/wordml/sdtformatlock" xmlns:w16se="http://schemas.microsoft.com/office/word/2015/wordml/symex" xmlns:wpg="http://schemas.microsoft.com/office/word/2010/wordprocessingGroup" xmlns:wpi="http://schemas.microsoft.com/office/word/2010/wordprocessingInk" xmlns:wne="http://schemas.microsoft.com/office/word/2006/wordml" xmlns:wps="http://schemas.microsoft.com/office/word/2010/wordprocessingShape" mc:Ignorable="w14 w15 w16se w16cid w16 w16cex w16sdtdh w16sdtfl w16du wp14">
   <w:abstractNum w:abstractNumId="0" w15:restartNumberingAfterBreak="0">
     <w:nsid w:val="27C72BDB"/>
     <w:multiLevelType w:val="hybridMultilevel"/>
@@ -2913,7 +3002,7 @@
   <w:abstractNum w:abstractNumId="2" w15:restartNumberingAfterBreak="0">
     <w:nsid w:val="33336580"/>
     <w:multiLevelType w:val="hybridMultilevel"/>
-    <w:tmpl w:val="822AFA92"/>
+    <w:tmpl w:val="F59626BA"/>
     <w:lvl w:ilvl="0" w:tplc="48090001">
       <w:start w:val="1"/>
       <w:numFmt w:val="bullet"/>
@@ -3130,6 +3219,119 @@
       <w:lvlJc w:val="left"/>
       <w:pPr>
         <w:ind w:left="7200" w:hanging="360"/>
+      </w:pPr>
+      <w:rPr>
+        <w:rFonts w:ascii="Wingdings" w:hAnsi="Wingdings" w:hint="default"/>
+      </w:rPr>
+    </w:lvl>
+  </w:abstractNum>
+  <w:abstractNum w:abstractNumId="4" w15:restartNumberingAfterBreak="0">
+    <w:nsid w:val="5E093FCC"/>
+    <w:multiLevelType w:val="hybridMultilevel"/>
+    <w:tmpl w:val="80CA2B28"/>
+    <w:lvl w:ilvl="0" w:tplc="48090001">
+      <w:start w:val="1"/>
+      <w:numFmt w:val="bullet"/>
+      <w:lvlText w:val=""/>
+      <w:lvlJc w:val="left"/>
+      <w:pPr>
+        <w:ind w:left="720" w:hanging="360"/>
+      </w:pPr>
+      <w:rPr>
+        <w:rFonts w:ascii="Symbol" w:hAnsi="Symbol" w:hint="default"/>
+      </w:rPr>
+    </w:lvl>
+    <w:lvl w:ilvl="1" w:tplc="48090003" w:tentative="1">
+      <w:start w:val="1"/>
+      <w:numFmt w:val="bullet"/>
+      <w:lvlText w:val="o"/>
+      <w:lvlJc w:val="left"/>
+      <w:pPr>
+        <w:ind w:left="1440" w:hanging="360"/>
+      </w:pPr>
+      <w:rPr>
+        <w:rFonts w:ascii="Courier New" w:hAnsi="Courier New" w:cs="Courier New" w:hint="default"/>
+      </w:rPr>
+    </w:lvl>
+    <w:lvl w:ilvl="2" w:tplc="48090005" w:tentative="1">
+      <w:start w:val="1"/>
+      <w:numFmt w:val="bullet"/>
+      <w:lvlText w:val=""/>
+      <w:lvlJc w:val="left"/>
+      <w:pPr>
+        <w:ind w:left="2160" w:hanging="360"/>
+      </w:pPr>
+      <w:rPr>
+        <w:rFonts w:ascii="Wingdings" w:hAnsi="Wingdings" w:hint="default"/>
+      </w:rPr>
+    </w:lvl>
+    <w:lvl w:ilvl="3" w:tplc="48090001" w:tentative="1">
+      <w:start w:val="1"/>
+      <w:numFmt w:val="bullet"/>
+      <w:lvlText w:val=""/>
+      <w:lvlJc w:val="left"/>
+      <w:pPr>
+        <w:ind w:left="2880" w:hanging="360"/>
+      </w:pPr>
+      <w:rPr>
+        <w:rFonts w:ascii="Symbol" w:hAnsi="Symbol" w:hint="default"/>
+      </w:rPr>
+    </w:lvl>
+    <w:lvl w:ilvl="4" w:tplc="48090003" w:tentative="1">
+      <w:start w:val="1"/>
+      <w:numFmt w:val="bullet"/>
+      <w:lvlText w:val="o"/>
+      <w:lvlJc w:val="left"/>
+      <w:pPr>
+        <w:ind w:left="3600" w:hanging="360"/>
+      </w:pPr>
+      <w:rPr>
+        <w:rFonts w:ascii="Courier New" w:hAnsi="Courier New" w:cs="Courier New" w:hint="default"/>
+      </w:rPr>
+    </w:lvl>
+    <w:lvl w:ilvl="5" w:tplc="48090005" w:tentative="1">
+      <w:start w:val="1"/>
+      <w:numFmt w:val="bullet"/>
+      <w:lvlText w:val=""/>
+      <w:lvlJc w:val="left"/>
+      <w:pPr>
+        <w:ind w:left="4320" w:hanging="360"/>
+      </w:pPr>
+      <w:rPr>
+        <w:rFonts w:ascii="Wingdings" w:hAnsi="Wingdings" w:hint="default"/>
+      </w:rPr>
+    </w:lvl>
+    <w:lvl w:ilvl="6" w:tplc="48090001" w:tentative="1">
+      <w:start w:val="1"/>
+      <w:numFmt w:val="bullet"/>
+      <w:lvlText w:val=""/>
+      <w:lvlJc w:val="left"/>
+      <w:pPr>
+        <w:ind w:left="5040" w:hanging="360"/>
+      </w:pPr>
+      <w:rPr>
+        <w:rFonts w:ascii="Symbol" w:hAnsi="Symbol" w:hint="default"/>
+      </w:rPr>
+    </w:lvl>
+    <w:lvl w:ilvl="7" w:tplc="48090003" w:tentative="1">
+      <w:start w:val="1"/>
+      <w:numFmt w:val="bullet"/>
+      <w:lvlText w:val="o"/>
+      <w:lvlJc w:val="left"/>
+      <w:pPr>
+        <w:ind w:left="5760" w:hanging="360"/>
+      </w:pPr>
+      <w:rPr>
+        <w:rFonts w:ascii="Courier New" w:hAnsi="Courier New" w:cs="Courier New" w:hint="default"/>
+      </w:rPr>
+    </w:lvl>
+    <w:lvl w:ilvl="8" w:tplc="48090005" w:tentative="1">
+      <w:start w:val="1"/>
+      <w:numFmt w:val="bullet"/>
+      <w:lvlText w:val=""/>
+      <w:lvlJc w:val="left"/>
+      <w:pPr>
+        <w:ind w:left="6480" w:hanging="360"/>
       </w:pPr>
       <w:rPr>
         <w:rFonts w:ascii="Wingdings" w:hAnsi="Wingdings" w:hint="default"/>
@@ -3147,6 +3349,9 @@
   </w:num>
   <w:num w:numId="4" w16cid:durableId="1896046662">
     <w:abstractNumId w:val="2"/>
+  </w:num>
+  <w:num w:numId="5" w16cid:durableId="489905086">
+    <w:abstractNumId w:val="4"/>
   </w:num>
 </w:numbering>
 </file>
@@ -3754,7 +3959,6 @@
   <w:style w:type="character" w:default="1" w:styleId="DefaultParagraphFont">
     <w:name w:val="Default Paragraph Font"/>
     <w:uiPriority w:val="1"/>
-    <w:semiHidden/>
     <w:unhideWhenUsed/>
   </w:style>
   <w:style w:type="table" w:default="1" w:styleId="TableNormal">
@@ -4102,6 +4306,29 @@
       <w:u w:val="single"/>
     </w:rPr>
   </w:style>
+  <w:style w:type="character" w:styleId="Emphasis">
+    <w:name w:val="Emphasis"/>
+    <w:basedOn w:val="DefaultParagraphFont"/>
+    <w:uiPriority w:val="20"/>
+    <w:qFormat/>
+    <w:rsid w:val="00B259B5"/>
+    <w:rPr>
+      <w:i/>
+      <w:iCs/>
+    </w:rPr>
+  </w:style>
+  <w:style w:type="character" w:styleId="SubtleEmphasis">
+    <w:name w:val="Subtle Emphasis"/>
+    <w:basedOn w:val="DefaultParagraphFont"/>
+    <w:uiPriority w:val="19"/>
+    <w:qFormat/>
+    <w:rsid w:val="00B259B5"/>
+    <w:rPr>
+      <w:i/>
+      <w:iCs/>
+      <w:color w:val="404040" w:themeColor="text1" w:themeTint="BF"/>
+    </w:rPr>
+  </w:style>
 </w:styles>
 </file>
 
